--- a/docs/docx/04_Execution.docx
+++ b/docs/docx/04_Execution.docx
@@ -2223,7 +2223,7 @@
                 <w:b w:val="0"/>
                 <w:sz w:val="17"/>
               </w:rPr>
-              <w:t>An answer from the agent or the app's Ask the Agent page is wrong</w:t>
+              <w:t>An answer from the agent is wrong</w:t>
             </w:r>
           </w:p>
         </w:tc>
